--- a/docs/neuropulse_design_brief_r5.docx
+++ b/docs/neuropulse_design_brief_r5.docx
@@ -190,7 +190,7 @@
               <w:rPr>
                 <w:sz w:val="18"/>
               </w:rPr>
-              <w:t>NP-FW-HRV-001 Rev A + firmware/hrv_biofeedback/ baselined. Six-module static library: np_hrv_ppg, np_hrv_coherence, np_hrv_pacer, np_hrv_tavns_sync, np_hrv_eeg_biofeedback, np_hrv_session. Four protocols: standalone coherence training, HRV+taVNS synchronised (inspiration-phase gating), HRV+EEG dual biofeedback, HRV+PBM. Coherence: 256-pt Welch PSD, LF peak/(LF+HF)×10. No additional hardware — uses existing VNS clip PPG + bone conduction audio. NP-COORD-001 G2-12 CLOSED.</w:t>
+              <w:t>NP-FW-HRV-001 Rev A + firmware/hrv_biofeedback/ baselined. Six-module static library: np_hrv_ppg, np_hrv_coherence, np_hrv_pacer, np_hrv_tavns_sync, np_hrv_eeg_biofeedback, np_hrv_session. Four protocols: standalone coherence training, HRV+taVNS synchronized (inspiration-phase gating), HRV+EEG dual biofeedback, HRV+PBM. Coherence: 256-pt Welch PSD, LF peak/(LF+HF)×10. No additional hardware — uses existing VNS clip PPG + bone conduction audio. NP-COORD-001 G2-12 CLOSED.</w:t>
             </w:r>
           </w:p>
         </w:tc>
@@ -248,7 +248,7 @@
               <w:rPr>
                 <w:sz w:val="18"/>
               </w:rPr>
-              <w:t>Path B architecture locked. On-module driver: Microchip ATtiny402 I2C slave + 3× Infineon IRLML6344TRPBF N-FETs ($1.00 BOM). FPC variant NP-FPC-ZM-SM-01: 550 LEDs (200×660nm + 200×808nm + 150×1064nm). InGaAs PDs: Hamamatsu G12180-010A. 1064nm emitters: EPITEX L1064-02AU via Marubeni. Mould variant NP-TOOL-ZM-SM-001 Rev A (+2.0mm mechanical key prevents mis-insertion into un-upgraded hub). Smart module ZONE_ID = 3.3kΩ (pin 18, ADC &lt; 1100). Hub enables LPI2C3 per slot (400kHz). BOM delta +$23–28/module. Retail $149–199/zone. Firmware: NP-FW-PBM1064-001 Rev A + firmware/pbm_1064nm/. Session protocol: NP-SES-1064-001 Rev A. FAI software PASS: SM-01,-02,-03,-05,-09,-10,-11. Hardware FAI pending (require calibrated 1064nm optical bench + hub PCB Rev B).</w:t>
+              <w:t>Path B architecture locked. On-module driver: Microchip ATtiny402 I2C slave + 3× Infineon IRLML6344TRPBF N-FETs ($1.00 BOM). FPC variant NP-FPC-ZM-SM-01: 550 LEDs (200×660nm + 200×808nm + 150×1064nm). InGaAs PDs: Hamamatsu G12180-010A. 1064nm emitters: EPITEX L1064-02AU via Marubeni. Mold variant NP-TOOL-ZM-SM-001 Rev A (+2.0mm mechanical key prevents mis-insertion into un-upgraded hub). Smart module ZONE_ID = 3.3kΩ (pin 18, ADC &lt; 1100). Hub enables LPI2C3 per slot (400kHz). BOM delta +$23–28/module. Retail $149–199/zone. Firmware: NP-FW-PBM1064-001 Rev A + firmware/pbm_1064nm/. Session protocol: NP-SES-1064-001 Rev A. FAI software PASS: SM-01,-02,-03,-05,-09,-10,-11. Hardware FAI pending (require calibrated 1064nm optical bench + hub PCB Rev B).</w:t>
             </w:r>
           </w:p>
         </w:tc>
@@ -775,7 +775,7 @@
               <w:rPr>
                 <w:sz w:val="18"/>
               </w:rPr>
-              <w:t>ACCESS RULE: NeuroPulse — NEVER. Clinician — per-element, per-use-case, time-limited, audited, revocable. Researcher — on-device anonymised extract only (k≥10), per signed study descriptor.</w:t>
+              <w:t>ACCESS RULE: NeuroPulse — NEVER. Clinician — per-element, per-use-case, time-limited, audited, revocable. Researcher — on-device anonymized extract only (k≥10), per signed study descriptor.</w:t>
             </w:r>
           </w:p>
           <w:p>
@@ -857,7 +857,7 @@
           <w:b/>
           <w:sz w:val="20"/>
         </w:rPr>
-        <w:t>Research data anonymisation architecture (locked):</w:t>
+        <w:t>Research data anonymization architecture (locked):</w:t>
       </w:r>
     </w:p>
     <w:p>
@@ -866,7 +866,7 @@
           <w:b w:val="0"/>
           <w:sz w:val="18"/>
         </w:rPr>
-        <w:t>All anonymisation occurs on-device within the NeuroPulse app before any data leaves the device. NeuroPulse cannot access raw UHDR at any point — the biometric-derived AES-256 key is never held by NeuroPulse. Per-study flow: (1) NeuroPulse server sends signed study descriptor (cryptographically signed); (2) App reads encrypted UHDR in-app, applies on-device anonymisation (k≥10, date rounding ≥1-week, direct identifier removal); (3) Only the pre-anonymised signed extract is transmitted; (4) No persistent per-user anonymised data store; (5) No linkage table. Consent withdrawal: device immediately stops processing study descriptors — no further extracts generated for any data period, including historical sessions. Irreversibility notice given at L3 blanket consent screen AND at per-project invitation.</w:t>
+        <w:t>All anonymization occurs on-device within the NeuroPulse app before any data leaves the device. NeuroPulse cannot access raw UHDR at any point — the biometric-derived AES-256 key is never held by NeuroPulse. Per-study flow: (1) NeuroPulse server sends signed study descriptor (cryptographically signed); (2) App reads encrypted UHDR in-app, applies on-device anonymization (k≥10, date rounding ≥1-week, direct identifier removal); (3) Only the pre-anonymized signed extract is transmitted; (4) No persistent per-user anonymized data store; (5) No linkage table. Consent withdrawal: device immediately stops processing study descriptors — no further extracts generated for any data period, including historical sessions. Irreversibility notice given at L3 blanket consent screen AND at per-project invitation.</w:t>
       </w:r>
     </w:p>
     <w:p/>
@@ -1272,7 +1272,7 @@
                 <w:b w:val="0"/>
                 <w:sz w:val="18"/>
               </w:rPr>
-              <w:t>IRB-approved minimum necessary · k≥10 anonymisation · No IDs</w:t>
+              <w:t>IRB-approved minimum necessary · k≥10 anonymization · No IDs</w:t>
             </w:r>
           </w:p>
         </w:tc>
@@ -2477,7 +2477,7 @@
                 <w:b w:val="0"/>
                 <w:sz w:val="18"/>
               </w:rPr>
-              <w:t>Academic medical centre, psychiatry clinic, neuromodulation research programme.</w:t>
+              <w:t>Academic medical center, psychiatry clinic, neuromodulation research program.</w:t>
             </w:r>
           </w:p>
         </w:tc>
@@ -2863,7 +2863,7 @@
           <w:b w:val="0"/>
           <w:sz w:val="19"/>
         </w:rPr>
-        <w:t>Mould variant NP-TOOL-ZM-SM-001 Rev A: rigidizer cavity 24×16×3.5mm. Asymmetric mechanical key +2.0mm lateral face width — prevents physical mis-insertion into un-upgraded hub (without TIA gain switch).</w:t>
+        <w:t>Mold variant NP-TOOL-ZM-SM-001 Rev A: rigidizer cavity 24×16×3.5mm. Asymmetric mechanical key +2.0mm lateral face width — prevents physical mis-insertion into un-upgraded hub (without TIA gain switch).</w:t>
       </w:r>
     </w:p>
     <w:p>
@@ -3359,7 +3359,7 @@
                 <w:b w:val="0"/>
                 <w:sz w:val="18"/>
               </w:rPr>
-              <w:t>Intranasal probe hub dock (moulded)</w:t>
+              <w:t>Intranasal probe hub dock (molded)</w:t>
             </w:r>
           </w:p>
         </w:tc>
@@ -3466,7 +3466,7 @@
                 <w:b w:val="0"/>
                 <w:sz w:val="18"/>
               </w:rPr>
-              <w:t>Pin 19 (PD2_CATHODE). PD1/PD2 ratio separates PDMS fouling (PD1↓ PD2 stable) from LED aging (both↓). T1/T2 identical mould. FPC layout frozen: PD2 at X=33.0mm, Y=39.0mm (G1-15 CLOSED).</w:t>
+              <w:t>Pin 19 (PD2_CATHODE). PD1/PD2 ratio separates PDMS fouling (PD1↓ PD2 stable) from LED aging (both↓). T1/T2 identical mold. FPC layout frozen: PD2 at X=33.0mm, Y=39.0mm (G1-15 CLOSED).</w:t>
             </w:r>
           </w:p>
         </w:tc>
@@ -3607,7 +3607,7 @@
                 <w:b w:val="0"/>
                 <w:sz w:val="18"/>
               </w:rPr>
-              <w:t>Self-sealing co-moulded silicone gasket per zone (RISK-16 Option A)</w:t>
+              <w:t>Self-sealing co-molded silicone gasket per zone (RISK-16 Option A)</w:t>
             </w:r>
           </w:p>
         </w:tc>
@@ -4024,7 +4024,7 @@
                 <w:b w:val="0"/>
                 <w:sz w:val="18"/>
               </w:rPr>
-              <w:t>Anchor posts moulded into shell at zero cost if specified before first cut. Zone slot plugs (5, Shore 30A silicone, 5 colours) · Port covers (3, N42 magnetic) · Lens rim guards (2, Shore 85A TPU). NP-TOOL-SHELL-001 Rev A: F-01 zone anchors (×5) + F-02 port anchors (×3) SPECIFIED.</w:t>
+              <w:t>Anchor posts molded into shell at zero cost if specified before first cut. Zone slot plugs (5, Shore 30A silicone, 5 colours) · Port covers (3, N42 magnetic) · Lens rim guards (2, Shore 85A TPU). NP-TOOL-SHELL-001 Rev A: F-01 zone anchors (×5) + F-02 port anchors (×3) SPECIFIED.</w:t>
             </w:r>
           </w:p>
         </w:tc>
@@ -4546,7 +4546,7 @@
                 <w:b w:val="0"/>
                 <w:sz w:val="18"/>
               </w:rPr>
-              <w:t>Year 1 — already engaged via S3 programme</w:t>
+              <w:t>Year 1 — already engaged via S3 program</w:t>
             </w:r>
           </w:p>
         </w:tc>
@@ -5515,7 +5515,7 @@
                 <w:b w:val="0"/>
                 <w:sz w:val="18"/>
               </w:rPr>
-              <w:t>All require T2 prototype bench. FAI-CV02 (cardiac interlock timing) required for G3-08 full closure. FAI-HD01 (phantom localisation), FAI-HD03 (FWHM ≤25mm), FAI-HD04 (SNR ≥20dB) required for G3-07 full closure.</w:t>
+              <w:t>All require T2 prototype bench. FAI-CV02 (cardiac interlock timing) required for G3-08 full closure. FAI-HD01 (phantom localization), FAI-HD03 (FWHM ≤25mm), FAI-HD04 (SNR ≥20dB) required for G3-07 full closure.</w:t>
             </w:r>
           </w:p>
         </w:tc>
@@ -5621,7 +5621,7 @@
           <w:b w:val="0"/>
           <w:sz w:val="19"/>
         </w:rPr>
-        <w:t>Zone module mould design review — NP-TOOL-ZM-001 §5 checklist (all 8 features F-01 through F-08) signed off before steel cut</w:t>
+        <w:t>Zone module mold design review — NP-TOOL-ZM-001 §5 checklist (all 8 features F-01 through F-08) signed off before steel cut</w:t>
       </w:r>
     </w:p>
     <w:p>
@@ -5842,7 +5842,7 @@
           <w:b w:val="0"/>
           <w:sz w:val="19"/>
         </w:rPr>
-        <w:t>Partner optician network contract (S3 Rx programme)</w:t>
+        <w:t>Partner optician network contract (S3 Rx program)</w:t>
       </w:r>
     </w:p>
     <w:p>
@@ -5894,7 +5894,7 @@
           <w:b w:val="0"/>
           <w:sz w:val="19"/>
         </w:rPr>
-        <w:t>FAI-HD01 phantom 15mm localisation accuracy bench (T2 prototype required)</w:t>
+        <w:t>FAI-HD01 phantom 15mm localization accuracy bench (T2 prototype required)</w:t>
       </w:r>
     </w:p>
     <w:p>
@@ -5959,7 +5959,7 @@
           <w:b w:val="0"/>
           <w:sz w:val="19"/>
         </w:rPr>
-        <w:t>OI-WA-02 Apple Watch screen brightness characterisation ≥100 nits at 40Hz (blocks Watch Phase 4)</w:t>
+        <w:t>OI-WA-02 Apple Watch screen brightness characterization ≥100 nits at 40Hz (blocks Watch Phase 4)</w:t>
       </w:r>
     </w:p>
     <w:p>
@@ -6245,7 +6245,7 @@
           <w:b w:val="0"/>
           <w:sz w:val="19"/>
         </w:rPr>
-        <w:t>Zone module dual photodiode (RISK-14 Option B): PD1 behind PDMS window + PD2 scalp-facing; PD1/PD2 ratio separates fouling from LED aging; T1/T2 identical mould.</w:t>
+        <w:t>Zone module dual photodiode (RISK-14 Option B): PD1 behind PDMS window + PD2 scalp-facing; PD1/PD2 ratio separates fouling from LED aging; T1/T2 identical mold.</w:t>
       </w:r>
     </w:p>
     <w:p>
@@ -6258,7 +6258,7 @@
           <w:b w:val="0"/>
           <w:sz w:val="19"/>
         </w:rPr>
-        <w:t>Five-layer zone module keying (RISK-15): mechanical key + ZONE_ID resistor + braille/numeral + shell tactile dots + bone conduction audio. Colour-blind and blind users covered.</w:t>
+        <w:t>Five-layer zone module keying (RISK-15): mechanical key + ZONE_ID resistor + braille/numeral + shell tactile dots + bone conduction audio. Color-blind and blind users covered.</w:t>
       </w:r>
     </w:p>
     <w:p>
@@ -6271,7 +6271,7 @@
           <w:b w:val="0"/>
           <w:sz w:val="19"/>
         </w:rPr>
-        <w:t>Self-sealing gasket (RISK-16 Option A): co-moulded Shore 40–50A silicone; no user RTV; IPX4 rated after 10 swap cycles.</w:t>
+        <w:t>Self-sealing gasket (RISK-16 Option A): co-molded Shore 40–50A silicone; no user RTV; IPX4 rated after 10 swap cycles.</w:t>
       </w:r>
     </w:p>
     <w:p>
@@ -6362,7 +6362,7 @@
           <w:b w:val="0"/>
           <w:sz w:val="19"/>
         </w:rPr>
-        <w:t>Shell tooling specification: NP-TOOL-SHELL-001 Rev A — F-01 zone anchor posts (×5, colour-coded), F-02 port cover anchor posts (×3), F-03 EEG cable channel (8×5mm), F-04 temporal wing boss (PROVISIONAL pending HOPE Phase 3).</w:t>
+        <w:t>Shell tooling specification: NP-TOOL-SHELL-001 Rev A — F-01 zone anchor posts (×5, color-coded), F-02 port cover anchor posts (×3), F-03 EEG cable channel (8×5mm), F-04 temporal wing boss (PROVISIONAL pending HOPE Phase 3).</w:t>
       </w:r>
     </w:p>
     <w:p>
@@ -6440,7 +6440,7 @@
           <w:b w:val="0"/>
           <w:sz w:val="19"/>
         </w:rPr>
-        <w:t>Research data anonymisation architecture: on-device, per-study, fresh per request. Consent withdrawal immediately effective for all future data flows including historical sessions.</w:t>
+        <w:t>Research data anonymization architecture: on-device, per-study, fresh per request. Consent withdrawal immediately effective for all future data flows including historical sessions.</w:t>
       </w:r>
     </w:p>
     <w:p>
@@ -6583,7 +6583,7 @@
           <w:b w:val="0"/>
           <w:sz w:val="19"/>
         </w:rPr>
-        <w:t>Risk register formalised under ISO 14971 change control (NP-RM-001 Rev A): 25 risks; 23 MITIGATED; RISK-03 and RISK-20 OPEN.</w:t>
+        <w:t>Risk register formalized under ISO 14971 change control (NP-RM-001 Rev A): 25 risks; 23 MITIGATED; RISK-03 and RISK-20 OPEN.</w:t>
       </w:r>
     </w:p>
     <w:p>
@@ -6897,7 +6897,7 @@
           <w:b w:val="0"/>
           <w:sz w:val="19"/>
         </w:rPr>
-        <w:t>IEC 62304 software classifications locked: Safety MCU Class C (~500 lines bare-metal) · Main processor Class B · App Class B — formalised in NP-SW-001 Rev A</w:t>
+        <w:t>IEC 62304 software classifications locked: Safety MCU Class C (~500 lines bare-metal) · Main processor Class B · App Class B — formalized in NP-SW-001 Rev A</w:t>
       </w:r>
     </w:p>
     <w:p>
@@ -8090,7 +8090,7 @@
                 <w:b w:val="0"/>
                 <w:sz w:val="18"/>
               </w:rPr>
-              <w:t>NP-TOOL-ZM-SM-001 Rev A — Smart Module Mould Variant</w:t>
+              <w:t>NP-TOOL-ZM-SM-001 Rev A — Smart Module Mold Variant</w:t>
             </w:r>
           </w:p>
         </w:tc>
